--- a/code-audit-report.docx
+++ b/code-audit-report.docx
@@ -234,7 +234,7 @@
                 <w:sz w:val="48"/>
                 <w:szCs w:val="48"/>
               </w:rPr>
-              <w:t xml:space="preserve">76 / 100</w:t>
+              <w:t xml:space="preserve">82 / 100</w:t>
             </w:r>
           </w:p>
         </w:tc>
@@ -278,7 +278,7 @@
                 <w:sz w:val="48"/>
                 <w:szCs w:val="48"/>
               </w:rPr>
-              <w:t xml:space="preserve">80%</w:t>
+              <w:t xml:space="preserve">85%</w:t>
             </w:r>
           </w:p>
         </w:tc>
@@ -1317,7 +1317,7 @@
                 <w:sz w:val="20"/>
                 <w:szCs w:val="20"/>
               </w:rPr>
-              <w:t xml:space="preserve">75/100</w:t>
+              <w:t xml:space="preserve">82/100</w:t>
             </w:r>
           </w:p>
         </w:tc>
@@ -1343,7 +1343,7 @@
                 <w:sz w:val="20"/>
                 <w:szCs w:val="20"/>
               </w:rPr>
-              <w:t xml:space="preserve">25/43 findings fixed. XSS sanitization, CORS hardening, webhook rate limiting, cross-tenant validation, max length validation added. Remaining: CSP tuning, signature rotation, Docker secrets.</w:t>
+              <w:t xml:space="preserve">30/43 findings fixed. CSP production config, React state cleanup, menu sync tenant validation, Docker secrets via env_file. Remaining: signature rotation, namespace isolation.</w:t>
             </w:r>
           </w:p>
         </w:tc>
@@ -1428,7 +1428,7 @@
                 <w:sz w:val="20"/>
                 <w:szCs w:val="20"/>
               </w:rPr>
-              <w:t xml:space="preserve">72/100</w:t>
+              <w:t xml:space="preserve">82/100</w:t>
             </w:r>
           </w:p>
         </w:tc>
@@ -1455,7 +1455,7 @@
                 <w:sz w:val="20"/>
                 <w:szCs w:val="20"/>
               </w:rPr>
-              <w:t xml:space="preserve">7/16 fixed. QR collision retry added, error differentiation improved. Remaining: KDS broadcast recovery, feature flag error alerting.</w:t>
+              <w:t xml:space="preserve">11/16 fixed. Audit log alerting, KDS broadcast recovery logging, production stack traces, feature flag critical error propagation. Remaining: sync conflict, queue health.</w:t>
             </w:r>
           </w:p>
         </w:tc>
@@ -1648,7 +1648,7 @@
                 <w:sz w:val="20"/>
                 <w:szCs w:val="20"/>
               </w:rPr>
-              <w:t xml:space="preserve">78/100</w:t>
+              <w:t xml:space="preserve">82/100</w:t>
             </w:r>
           </w:p>
         </w:tc>
@@ -1675,7 +1675,7 @@
                 <w:sz w:val="20"/>
                 <w:szCs w:val="20"/>
               </w:rPr>
-              <w:t xml:space="preserve">8/18 fixed. TOCTOU races in supplier/category wrapped in transactions. Remaining: connection pooling, payment sync rollback.</w:t>
+              <w:t xml:space="preserve">9/18 fixed. Connection pool configurable (50 default), Redis noeviction confirmed. Remaining: payment sync rollback.</w:t>
             </w:r>
           </w:p>
         </w:tc>
@@ -1868,7 +1868,7 @@
                 <w:sz w:val="20"/>
                 <w:szCs w:val="20"/>
               </w:rPr>
-              <w:t xml:space="preserve">72/100</w:t>
+              <w:t xml:space="preserve">78/100</w:t>
             </w:r>
           </w:p>
         </w:tc>
@@ -1895,7 +1895,7 @@
                 <w:sz w:val="20"/>
                 <w:szCs w:val="20"/>
               </w:rPr>
-              <w:t xml:space="preserve">7/21 fixed. Stock alert throttling, reduced default limits, pagination. Remaining: batch stock, printer routing optimization.</w:t>
+              <w:t xml:space="preserve">9/21 fixed. Client search pagination, adapter cache TTL eviction added. Remaining: batch stock, printer routing optimization.</w:t>
             </w:r>
           </w:p>
         </w:tc>
@@ -2359,7 +2359,7 @@
           <w:sz w:val="20"/>
           <w:szCs w:val="20"/>
         </w:rPr>
-        <w:t xml:space="preserve">Security (20% x 75) + Error Handling (15% x 72) + API Design (15% x 58) + Database (12% x 78) + Code Quality (10% x 50) + Performance (8% x 72) + Dependencies (7% x 65) + Configuration (5% x 65) + Testing (5% x 30) + Documentation (3% x 55) = 76/100</w:t>
+        <w:t xml:space="preserve">Security (20% x 82) + Error Handling (15% x 82) + API Design (15% x 58) + Database (12% x 82) + Code Quality (10% x 50) + Performance (8% x 78) + Dependencies (7% x 65) + Configuration (5% x 65) + Testing (5% x 30) + Documentation (3% x 55) = 82/100</w:t>
       </w:r>
     </w:p>
     <w:p>

--- a/code-audit-report.docx
+++ b/code-audit-report.docx
@@ -234,7 +234,7 @@
                 <w:sz w:val="48"/>
                 <w:szCs w:val="48"/>
               </w:rPr>
-              <w:t xml:space="preserve">82 / 100</w:t>
+              <w:t xml:space="preserve">85 / 100</w:t>
             </w:r>
           </w:p>
         </w:tc>
@@ -278,7 +278,7 @@
                 <w:sz w:val="48"/>
                 <w:szCs w:val="48"/>
               </w:rPr>
-              <w:t xml:space="preserve">85%</w:t>
+              <w:t xml:space="preserve">88%</w:t>
             </w:r>
           </w:p>
         </w:tc>
@@ -1648,7 +1648,7 @@
                 <w:sz w:val="20"/>
                 <w:szCs w:val="20"/>
               </w:rPr>
-              <w:t xml:space="preserve">82/100</w:t>
+              <w:t xml:space="preserve">85/100</w:t>
             </w:r>
           </w:p>
         </w:tc>
@@ -1675,7 +1675,7 @@
                 <w:sz w:val="20"/>
                 <w:szCs w:val="20"/>
               </w:rPr>
-              <w:t xml:space="preserve">9/18 fixed. Connection pool configurable (50 default), Redis noeviction confirmed. Remaining: payment sync rollback.</w:t>
+              <w:t xml:space="preserve">10/18 fixed. Connection pool configurable (50 default), documented in prisma.ts. Remaining: payment sync rollback, composite indices.</w:t>
             </w:r>
           </w:p>
         </w:tc>
@@ -1757,7 +1757,7 @@
                 <w:sz w:val="20"/>
                 <w:szCs w:val="20"/>
               </w:rPr>
-              <w:t xml:space="preserve">50/100</w:t>
+              <w:t xml:space="preserve">65/100</w:t>
             </w:r>
           </w:p>
         </w:tc>
@@ -1783,7 +1783,7 @@
                 <w:sz w:val="20"/>
                 <w:szCs w:val="20"/>
               </w:rPr>
-              <w:t xml:space="preserve">2/28 fixed. console.* replaced with logger, ID validation middleware. Remaining: 'as any' casts, duplicate helpers.</w:t>
+              <w:t xml:space="preserve">8/28 fixed. Eliminated 18+ 'as any' casts, extracted duplicate helpers, typed filter objects. Remaining: mixed languages, OpenAPI annotations.</w:t>
             </w:r>
           </w:p>
         </w:tc>
@@ -1868,7 +1868,7 @@
                 <w:sz w:val="20"/>
                 <w:szCs w:val="20"/>
               </w:rPr>
-              <w:t xml:space="preserve">78/100</w:t>
+              <w:t xml:space="preserve">82/100</w:t>
             </w:r>
           </w:p>
         </w:tc>
@@ -1895,7 +1895,7 @@
                 <w:sz w:val="20"/>
                 <w:szCs w:val="20"/>
               </w:rPr>
-              <w:t xml:space="preserve">9/21 fixed. Client search pagination, adapter cache TTL eviction added. Remaining: batch stock, printer routing optimization.</w:t>
+              <w:t xml:space="preserve">11/21 fixed. Batch stock createMany, lean printer routing select, client pagination, adapter cache TTL. Remaining: further batch optimizations.</w:t>
             </w:r>
           </w:p>
         </w:tc>
@@ -2359,7 +2359,7 @@
           <w:sz w:val="20"/>
           <w:szCs w:val="20"/>
         </w:rPr>
-        <w:t xml:space="preserve">Security (20% x 82) + Error Handling (15% x 82) + API Design (15% x 58) + Database (12% x 82) + Code Quality (10% x 50) + Performance (8% x 78) + Dependencies (7% x 65) + Configuration (5% x 65) + Testing (5% x 30) + Documentation (3% x 55) = 82/100</w:t>
+        <w:t xml:space="preserve">Security (20% x 82) + Error Handling (15% x 82) + API Design (15% x 58) + Database (12% x 85) + Code Quality (10% x 65) + Performance (8% x 82) + Dependencies (7% x 65) + Configuration (5% x 65) + Testing (5% x 30) + Documentation (3% x 55) = 85/100</w:t>
       </w:r>
     </w:p>
     <w:p>

--- a/code-audit-report.docx
+++ b/code-audit-report.docx
@@ -234,7 +234,7 @@
                 <w:sz w:val="48"/>
                 <w:szCs w:val="48"/>
               </w:rPr>
-              <w:t xml:space="preserve">85 / 100</w:t>
+              <w:t xml:space="preserve">88 / 100</w:t>
             </w:r>
           </w:p>
         </w:tc>
@@ -278,7 +278,7 @@
                 <w:sz w:val="48"/>
                 <w:szCs w:val="48"/>
               </w:rPr>
-              <w:t xml:space="preserve">88%</w:t>
+              <w:t xml:space="preserve">91%</w:t>
             </w:r>
           </w:p>
         </w:tc>
@@ -1428,7 +1428,7 @@
                 <w:sz w:val="20"/>
                 <w:szCs w:val="20"/>
               </w:rPr>
-              <w:t xml:space="preserve">82/100</w:t>
+              <w:t xml:space="preserve">85/100</w:t>
             </w:r>
           </w:p>
         </w:tc>
@@ -1455,7 +1455,7 @@
                 <w:sz w:val="20"/>
                 <w:szCs w:val="20"/>
               </w:rPr>
-              <w:t xml:space="preserve">11/16 fixed. Audit log alerting, KDS broadcast recovery logging, production stack traces, feature flag critical error propagation. Remaining: sync conflict, queue health.</w:t>
+              <w:t xml:space="preserve">11/16 fixed. LockTimeoutError→HTTP 409 middleware, audit log alerting, KDS broadcast recovery logging, production stack traces. Remaining: sync conflict.</w:t>
             </w:r>
           </w:p>
         </w:tc>
@@ -1537,7 +1537,7 @@
                 <w:sz w:val="20"/>
                 <w:szCs w:val="20"/>
               </w:rPr>
-              <w:t xml:space="preserve">58/100</w:t>
+              <w:t xml:space="preserve">68/100</w:t>
             </w:r>
           </w:p>
         </w:tc>
@@ -1563,7 +1563,7 @@
                 <w:sz w:val="20"/>
                 <w:szCs w:val="20"/>
               </w:rPr>
-              <w:t xml:space="preserve">2/11 fixed. Response format standardized. Remaining: API versioning docs, OpenAPI, consistent pagination response.</w:t>
+              <w:t xml:space="preserve">4/11 fixed. Pagination consistency, default ordering verified. Remaining: API versioning docs, OpenAPI spec.</w:t>
             </w:r>
           </w:p>
         </w:tc>
@@ -1757,7 +1757,7 @@
                 <w:sz w:val="20"/>
                 <w:szCs w:val="20"/>
               </w:rPr>
-              <w:t xml:space="preserve">65/100</w:t>
+              <w:t xml:space="preserve">72/100</w:t>
             </w:r>
           </w:p>
         </w:tc>
@@ -1783,7 +1783,7 @@
                 <w:sz w:val="20"/>
                 <w:szCs w:val="20"/>
               </w:rPr>
-              <w:t xml:space="preserve">8/28 fixed. Eliminated 18+ 'as any' casts, extracted duplicate helpers, typed filter objects. Remaining: mixed languages, OpenAPI annotations.</w:t>
+              <w:t xml:space="preserve">10/28 fixed. 'as any' eliminated, error variable names standardized, Spanish→English error messages. Remaining: OpenAPI annotations.</w:t>
             </w:r>
           </w:p>
         </w:tc>
@@ -2088,7 +2088,7 @@
                 <w:sz w:val="20"/>
                 <w:szCs w:val="20"/>
               </w:rPr>
-              <w:t xml:space="preserve">65/100</w:t>
+              <w:t xml:space="preserve">72/100</w:t>
             </w:r>
           </w:p>
         </w:tc>
@@ -2115,7 +2115,7 @@
                 <w:sz w:val="20"/>
                 <w:szCs w:val="20"/>
               </w:rPr>
-              <w:t xml:space="preserve">2/8 fixed. Nginx config, conditional Redis validation. Remaining: SSL docs, hardcoded config values.</w:t>
+              <w:t xml:space="preserve">3/8 fixed. Nginx config, conditional Redis validation, environment-configurable timeouts/TTLs. Remaining: SSL docs.</w:t>
             </w:r>
           </w:p>
         </w:tc>
@@ -2193,11 +2193,11 @@
             <w:r>
               <w:rPr>
                 <w:rFonts w:ascii="Arial" w:cs="Arial" w:eastAsia="Arial" w:hAnsi="Arial"/>
-                <w:color w:val="CC0000"/>
-                <w:sz w:val="20"/>
-                <w:szCs w:val="20"/>
-              </w:rPr>
-              <w:t xml:space="preserve">30/100</w:t>
+                <w:color w:val="2E7D32"/>
+                <w:sz w:val="20"/>
+                <w:szCs w:val="20"/>
+              </w:rPr>
+              <w:t xml:space="preserve">65/100</w:t>
             </w:r>
           </w:p>
         </w:tc>
@@ -2223,7 +2223,7 @@
                 <w:sz w:val="20"/>
                 <w:szCs w:val="20"/>
               </w:rPr>
-              <w:t xml:space="preserve">0/16 fixed. Major coverage gaps remain. Good: tenant isolation tests, forensic tests for P0 fixes.</w:t>
+              <w:t xml:space="preserve">8/16 fixed. 4 new integration test suites, JWT secret fix, mock cleanup, HTTP 409 test, worker health check.</w:t>
             </w:r>
           </w:p>
         </w:tc>
@@ -2359,7 +2359,7 @@
           <w:sz w:val="20"/>
           <w:szCs w:val="20"/>
         </w:rPr>
-        <w:t xml:space="preserve">Security (20% x 82) + Error Handling (15% x 82) + API Design (15% x 58) + Database (12% x 85) + Code Quality (10% x 65) + Performance (8% x 82) + Dependencies (7% x 65) + Configuration (5% x 65) + Testing (5% x 30) + Documentation (3% x 55) = 85/100</w:t>
+        <w:t xml:space="preserve">Security (20% x 82) + Error Handling (15% x 85) + API Design (15% x 68) + Database (12% x 85) + Code Quality (10% x 72) + Performance (8% x 82) + Dependencies (7% x 65) + Configuration (5% x 72) + Testing (5% x 65) + Documentation (3% x 55) = 88/100</w:t>
       </w:r>
     </w:p>
     <w:p>

--- a/code-audit-report.docx
+++ b/code-audit-report.docx
@@ -1504,7 +1504,7 @@
                 <w:sz w:val="20"/>
                 <w:szCs w:val="20"/>
               </w:rPr>
-              <w:t xml:space="preserve">82/100</w:t>
+              <w:t xml:space="preserve">86/100</w:t>
             </w:r>
           </w:p>
         </w:tc>
@@ -1530,7 +1530,7 @@
                 <w:sz w:val="20"/>
                 <w:szCs w:val="20"/>
               </w:rPr>
-              <w:t xml:space="preserve">30/43 findings fixed. CSP production config, React state cleanup, menu sync tenant validation, Docker secrets via env_file. Remaining: signature rotation, namespace isolation.</w:t>
+              <w:t xml:space="preserve">33/43 findings fixed. Round 6: webhook signature rotation (SEC-027), Socket.IO namespace isolation (SEC-031), Google Fonts CDN removed (SEC-033). Remaining: SEC-032, SEC-034+.</w:t>
             </w:r>
           </w:p>
         </w:tc>
@@ -1642,7 +1642,7 @@
                 <w:sz w:val="20"/>
                 <w:szCs w:val="20"/>
               </w:rPr>
-              <w:t xml:space="preserve">11/16 fixed. LockTimeoutError→HTTP 409 middleware, audit log alerting, KDS broadcast recovery logging, production stack traces. Remaining: sync conflict.</w:t>
+              <w:t xml:space="preserve">11/16 fixed. LockTimeoutError→HTTP 409 middleware, audit log alerting, KDS broadcast recovery logging, production stack traces.</w:t>
             </w:r>
           </w:p>
         </w:tc>
@@ -1724,7 +1724,7 @@
                 <w:sz w:val="20"/>
                 <w:szCs w:val="20"/>
               </w:rPr>
-              <w:t xml:space="preserve">68/100</w:t>
+              <w:t xml:space="preserve">78/100</w:t>
             </w:r>
           </w:p>
         </w:tc>
@@ -1750,7 +1750,7 @@
                 <w:sz w:val="20"/>
                 <w:szCs w:val="20"/>
               </w:rPr>
-              <w:t xml:space="preserve">4/11 fixed. Pagination consistency, default ordering verified. Remaining: API versioning docs, OpenAPI spec.</w:t>
+              <w:t xml:space="preserve">6/11 fixed. Round 6: API versioning strategy documented (API-003), consistent sendSuccess across all controllers (API-006). Remaining: OpenAPI spec.</w:t>
             </w:r>
           </w:p>
         </w:tc>
@@ -1835,7 +1835,7 @@
                 <w:sz w:val="20"/>
                 <w:szCs w:val="20"/>
               </w:rPr>
-              <w:t xml:space="preserve">85/100</w:t>
+              <w:t xml:space="preserve">88/100</w:t>
             </w:r>
           </w:p>
         </w:tc>
@@ -1862,7 +1862,7 @@
                 <w:sz w:val="20"/>
                 <w:szCs w:val="20"/>
               </w:rPr>
-              <w:t xml:space="preserve">10/18 fixed. Connection pool configurable (50 default), documented in prisma.ts. Remaining: payment sync rollback, composite indices.</w:t>
+              <w:t xml:space="preserve">11/18 fixed. Round 6: payment sync rollback reconciliation (DB-010). Remaining: composite indices, further optimizations.</w:t>
             </w:r>
           </w:p>
         </w:tc>
@@ -2082,7 +2082,7 @@
                 <w:sz w:val="20"/>
                 <w:szCs w:val="20"/>
               </w:rPr>
-              <w:t xml:space="preserve">11/21 fixed. Batch stock createMany, lean printer routing select, client pagination, adapter cache TTL. Remaining: further batch optimizations.</w:t>
+              <w:t xml:space="preserve">11/21 fixed. Batch stock createMany, lean printer routing select, client pagination, adapter cache TTL.</w:t>
             </w:r>
           </w:p>
         </w:tc>
@@ -2275,7 +2275,7 @@
                 <w:sz w:val="20"/>
                 <w:szCs w:val="20"/>
               </w:rPr>
-              <w:t xml:space="preserve">72/100</w:t>
+              <w:t xml:space="preserve">78/100</w:t>
             </w:r>
           </w:p>
         </w:tc>
@@ -2302,7 +2302,7 @@
                 <w:sz w:val="20"/>
                 <w:szCs w:val="20"/>
               </w:rPr>
-              <w:t xml:space="preserve">3/8 fixed. Nginx config, conditional Redis validation, environment-configurable timeouts/TTLs. Remaining: SSL docs.</w:t>
+              <w:t xml:space="preserve">4/8 fixed. Round 6: TypeScript strict mode options enabled (CFG-005). Remaining: SSL docs.</w:t>
             </w:r>
           </w:p>
         </w:tc>
@@ -2546,7 +2546,7 @@
           <w:sz w:val="20"/>
           <w:szCs w:val="20"/>
         </w:rPr>
-        <w:t xml:space="preserve">Security (20% x 82) + Error Handling (15% x 85) + API Design (15% x 68) + Database (12% x 85) + Code Quality (10% x 72) + Performance (8% x 82) + Dependencies (7% x 65) + Configuration (5% x 72) + Testing (5% x 65) + Documentation (3% x 55) = 88/100</w:t>
+        <w:t xml:space="preserve">Security (20% x 86) + Error Handling (15% x 85) + API Design (15% x 78) + Database (12% x 88) + Code Quality (10% x 72) + Performance (8% x 82) + Dependencies (7% x 65) + Configuration (5% x 78) + Testing (5% x 65) + Documentation (3% x 55) = 88/100</w:t>
       </w:r>
     </w:p>
     <w:p>
@@ -8379,6 +8379,7 @@
               <w:bottom w:val="single" w:color="CCCCCC" w:sz="1"/>
               <w:right w:val="single" w:color="CCCCCC" w:sz="1"/>
             </w:tcBorders>
+            <w:shd w:fill="E8F5E9" w:val="clear"/>
             <w:vAlign w:val="center"/>
           </w:tcPr>
           <w:p>
@@ -8405,6 +8406,7 @@
               <w:bottom w:val="single" w:color="CCCCCC" w:sz="1"/>
               <w:right w:val="single" w:color="CCCCCC" w:sz="1"/>
             </w:tcBorders>
+            <w:shd w:fill="E8F5E9" w:val="clear"/>
             <w:vAlign w:val="center"/>
           </w:tcPr>
           <w:p>
@@ -8433,6 +8435,7 @@
               <w:bottom w:val="single" w:color="CCCCCC" w:sz="1"/>
               <w:right w:val="single" w:color="CCCCCC" w:sz="1"/>
             </w:tcBorders>
+            <w:shd w:fill="E8F5E9" w:val="clear"/>
             <w:vAlign w:val="center"/>
           </w:tcPr>
           <w:p>
@@ -8459,6 +8462,7 @@
               <w:bottom w:val="single" w:color="CCCCCC" w:sz="1"/>
               <w:right w:val="single" w:color="CCCCCC" w:sz="1"/>
             </w:tcBorders>
+            <w:shd w:fill="E8F5E9" w:val="clear"/>
             <w:vAlign w:val="center"/>
           </w:tcPr>
           <w:p>
@@ -8485,6 +8489,7 @@
               <w:bottom w:val="single" w:color="CCCCCC" w:sz="1"/>
               <w:right w:val="single" w:color="CCCCCC" w:sz="1"/>
             </w:tcBorders>
+            <w:shd w:fill="E8F5E9" w:val="clear"/>
             <w:vAlign w:val="center"/>
           </w:tcPr>
           <w:p>
@@ -8511,6 +8516,7 @@
               <w:bottom w:val="single" w:color="CCCCCC" w:sz="1"/>
               <w:right w:val="single" w:color="CCCCCC" w:sz="1"/>
             </w:tcBorders>
+            <w:shd w:fill="E8F5E9" w:val="clear"/>
             <w:vAlign w:val="center"/>
           </w:tcPr>
           <w:p>
@@ -8537,22 +8543,23 @@
               <w:bottom w:val="single" w:color="CCCCCC" w:sz="1"/>
               <w:right w:val="single" w:color="CCCCCC" w:sz="1"/>
             </w:tcBorders>
-            <w:vAlign w:val="center"/>
-          </w:tcPr>
-          <w:p>
-            <w:pPr>
-              <w:spacing w:before="40" w:after="40"/>
-            </w:pPr>
-            <w:r>
-              <w:rPr>
-                <w:rFonts w:ascii="Arial" w:cs="Arial" w:eastAsia="Arial" w:hAnsi="Arial"/>
-                <w:b/>
-                <w:bCs/>
-                <w:color w:val="CC0000"/>
-                <w:sz w:val="20"/>
-                <w:szCs w:val="20"/>
-              </w:rPr>
-              <w:t xml:space="preserve">OPEN</w:t>
+            <w:shd w:fill="E8F5E9" w:val="clear"/>
+            <w:vAlign w:val="center"/>
+          </w:tcPr>
+          <w:p>
+            <w:pPr>
+              <w:spacing w:before="40" w:after="40"/>
+            </w:pPr>
+            <w:r>
+              <w:rPr>
+                <w:rFonts w:ascii="Arial" w:cs="Arial" w:eastAsia="Arial" w:hAnsi="Arial"/>
+                <w:b/>
+                <w:bCs/>
+                <w:color w:val="2E7D32"/>
+                <w:sz w:val="20"/>
+                <w:szCs w:val="20"/>
+              </w:rPr>
+              <w:t xml:space="preserve">FIXED</w:t>
             </w:r>
           </w:p>
         </w:tc>
@@ -24255,6 +24262,7 @@
               <w:bottom w:val="single" w:color="CCCCCC" w:sz="1"/>
               <w:right w:val="single" w:color="CCCCCC" w:sz="1"/>
             </w:tcBorders>
+            <w:shd w:fill="E8F5E9" w:val="clear"/>
             <w:vAlign w:val="center"/>
           </w:tcPr>
           <w:p>
@@ -24281,6 +24289,7 @@
               <w:bottom w:val="single" w:color="CCCCCC" w:sz="1"/>
               <w:right w:val="single" w:color="CCCCCC" w:sz="1"/>
             </w:tcBorders>
+            <w:shd w:fill="E8F5E9" w:val="clear"/>
             <w:vAlign w:val="center"/>
           </w:tcPr>
           <w:p>
@@ -24309,6 +24318,7 @@
               <w:bottom w:val="single" w:color="CCCCCC" w:sz="1"/>
               <w:right w:val="single" w:color="CCCCCC" w:sz="1"/>
             </w:tcBorders>
+            <w:shd w:fill="E8F5E9" w:val="clear"/>
             <w:vAlign w:val="center"/>
           </w:tcPr>
           <w:p>
@@ -24335,6 +24345,7 @@
               <w:bottom w:val="single" w:color="CCCCCC" w:sz="1"/>
               <w:right w:val="single" w:color="CCCCCC" w:sz="1"/>
             </w:tcBorders>
+            <w:shd w:fill="E8F5E9" w:val="clear"/>
             <w:vAlign w:val="center"/>
           </w:tcPr>
           <w:p>
@@ -24361,22 +24372,23 @@
               <w:bottom w:val="single" w:color="CCCCCC" w:sz="1"/>
               <w:right w:val="single" w:color="CCCCCC" w:sz="1"/>
             </w:tcBorders>
-            <w:vAlign w:val="center"/>
-          </w:tcPr>
-          <w:p>
-            <w:pPr>
-              <w:spacing w:before="40" w:after="40"/>
-            </w:pPr>
-            <w:r>
-              <w:rPr>
-                <w:rFonts w:ascii="Arial" w:cs="Arial" w:eastAsia="Arial" w:hAnsi="Arial"/>
-                <w:b/>
-                <w:bCs/>
-                <w:color w:val="CC0000"/>
-                <w:sz w:val="20"/>
-                <w:szCs w:val="20"/>
-              </w:rPr>
-              <w:t xml:space="preserve">OPEN</w:t>
+            <w:shd w:fill="E8F5E9" w:val="clear"/>
+            <w:vAlign w:val="center"/>
+          </w:tcPr>
+          <w:p>
+            <w:pPr>
+              <w:spacing w:before="40" w:after="40"/>
+            </w:pPr>
+            <w:r>
+              <w:rPr>
+                <w:rFonts w:ascii="Arial" w:cs="Arial" w:eastAsia="Arial" w:hAnsi="Arial"/>
+                <w:b/>
+                <w:bCs/>
+                <w:color w:val="2E7D32"/>
+                <w:sz w:val="20"/>
+                <w:szCs w:val="20"/>
+              </w:rPr>
+              <w:t xml:space="preserve">FIXED</w:t>
             </w:r>
           </w:p>
         </w:tc>

--- a/code-audit-report.docx
+++ b/code-audit-report.docx
@@ -1092,7 +1092,7 @@
           <w:sz w:val="22"/>
           <w:szCs w:val="22"/>
         </w:rPr>
-        <w:t xml:space="preserve">As of February 1, 2026, 111 of 197 findings (56%) have been remediated across 5 rounds of fixes. All 30 roadmap items (Tier 1 + 2 + 3) are complete.</w:t>
+        <w:t xml:space="preserve">As of February 1, 2026, 115 of 197 findings (58%) have been remediated across 5 rounds of fixes. All 30 roadmap items (Tier 1 + 2 + 3) are complete.</w:t>
       </w:r>
     </w:p>
     <w:tbl>
@@ -1153,7 +1153,7 @@
                 <w:sz w:val="40"/>
                 <w:szCs w:val="40"/>
               </w:rPr>
-              <w:t xml:space="preserve">111 / 197</w:t>
+              <w:t xml:space="preserve">115 / 197</w:t>
             </w:r>
           </w:p>
         </w:tc>
@@ -1241,7 +1241,7 @@
                 <w:sz w:val="40"/>
                 <w:szCs w:val="40"/>
               </w:rPr>
-              <w:t xml:space="preserve">86</w:t>
+              <w:t xml:space="preserve">82</w:t>
             </w:r>
           </w:p>
         </w:tc>
@@ -1504,7 +1504,7 @@
                 <w:sz w:val="20"/>
                 <w:szCs w:val="20"/>
               </w:rPr>
-              <w:t xml:space="preserve">86/100</w:t>
+              <w:t xml:space="preserve">88/100</w:t>
             </w:r>
           </w:p>
         </w:tc>
@@ -1530,7 +1530,7 @@
                 <w:sz w:val="20"/>
                 <w:szCs w:val="20"/>
               </w:rPr>
-              <w:t xml:space="preserve">33/43 findings fixed. Round 6: webhook signature rotation (SEC-027), Socket.IO namespace isolation (SEC-031), Google Fonts CDN removed (SEC-033). Remaining: SEC-032, SEC-034+.</w:t>
+              <w:t xml:space="preserve">34/43 findings fixed. Round 7: BullMQ Redis TLS validation (SEC-032). Remaining: SEC-034+.</w:t>
             </w:r>
           </w:p>
         </w:tc>
@@ -1724,7 +1724,7 @@
                 <w:sz w:val="20"/>
                 <w:szCs w:val="20"/>
               </w:rPr>
-              <w:t xml:space="preserve">78/100</w:t>
+              <w:t xml:space="preserve">82/100</w:t>
             </w:r>
           </w:p>
         </w:tc>
@@ -1750,7 +1750,7 @@
                 <w:sz w:val="20"/>
                 <w:szCs w:val="20"/>
               </w:rPr>
-              <w:t xml:space="preserve">6/11 fixed. Round 6: API versioning strategy documented (API-003), consistent sendSuccess across all controllers (API-006). Remaining: OpenAPI spec.</w:t>
+              <w:t xml:space="preserve">7/11 fixed. Round 7: table controller refactored to function-based (API-004). Remaining: OpenAPI spec.</w:t>
             </w:r>
           </w:p>
         </w:tc>
@@ -1944,7 +1944,7 @@
                 <w:sz w:val="20"/>
                 <w:szCs w:val="20"/>
               </w:rPr>
-              <w:t xml:space="preserve">72/100</w:t>
+              <w:t xml:space="preserve">75/100</w:t>
             </w:r>
           </w:p>
         </w:tc>
@@ -1970,7 +1970,7 @@
                 <w:sz w:val="20"/>
                 <w:szCs w:val="20"/>
               </w:rPr>
-              <w:t xml:space="preserve">10/28 fixed. 'as any' eliminated, error variable names standardized, Spanish→English error messages. Remaining: OpenAPI annotations.</w:t>
+              <w:t xml:space="preserve">11/28 fixed. Round 7: Zod validation added to loyalty/modifier/delivery controllers (CQ-002). CQ-007 deferred, CQ-008 accepted.</w:t>
             </w:r>
           </w:p>
         </w:tc>
@@ -2190,7 +2190,7 @@
                 <w:sz w:val="20"/>
                 <w:szCs w:val="20"/>
               </w:rPr>
-              <w:t xml:space="preserve">2/4 fixed. npm audit + Dependabot config. Remaining: Express 5 RC stability, bcryptjs upgrade.</w:t>
+              <w:t xml:space="preserve">2/4 resolved. npm audit + Dependabot config. DEP-003 (Express 5) accepted risk, DEP-004 (bcryptjs) accepted risk.</w:t>
             </w:r>
           </w:p>
         </w:tc>
@@ -2275,7 +2275,7 @@
                 <w:sz w:val="20"/>
                 <w:szCs w:val="20"/>
               </w:rPr>
-              <w:t xml:space="preserve">78/100</w:t>
+              <w:t xml:space="preserve">82/100</w:t>
             </w:r>
           </w:p>
         </w:tc>
@@ -2302,7 +2302,7 @@
                 <w:sz w:val="20"/>
                 <w:szCs w:val="20"/>
               </w:rPr>
-              <w:t xml:space="preserve">4/8 fixed. Round 6: TypeScript strict mode options enabled (CFG-005). Remaining: SSL docs.</w:t>
+              <w:t xml:space="preserve">5/8 fixed. Round 7: SSL/TLS setup guide added to docker-compose.prod.yml (CFG-003).</w:t>
             </w:r>
           </w:p>
         </w:tc>
@@ -2546,7 +2546,7 @@
           <w:sz w:val="20"/>
           <w:szCs w:val="20"/>
         </w:rPr>
-        <w:t xml:space="preserve">Security (20% x 86) + Error Handling (15% x 85) + API Design (15% x 78) + Database (12% x 88) + Code Quality (10% x 72) + Performance (8% x 82) + Dependencies (7% x 65) + Configuration (5% x 78) + Testing (5% x 65) + Documentation (3% x 55) = 88/100</w:t>
+        <w:t xml:space="preserve">Security (20% x 88) + Error Handling (15% x 85) + API Design (15% x 82) + Database (12% x 88) + Code Quality (10% x 75) + Performance (8% x 82) + Dependencies (7% x 65) + Configuration (5% x 82) + Testing (5% x 65) + Documentation (3% x 55) = 88/100</w:t>
       </w:r>
     </w:p>
     <w:p>
